--- a/en/wisdom-stories/Etibar Siracsoy/thoughtfulness.docx
+++ b/en/wisdom-stories/Etibar Siracsoy/thoughtfulness.docx
@@ -7,22 +7,22 @@
         <w:pStyle w:val="Title"/>
       </w:pPr>
       <w:r>
-        <w:t>THOUGHTFULNESS</w:t>
+        <w:t xml:space="preserve">Thoughtfulness</w:t>
       </w:r>
     </w:p>
     <w:p>
       <w:r>
-        <w:t>One of the most precious blessings in a person's life is to receive attention and care. Sometimes even a brief call from a relative, a friend, or an acquaintance, simply to ask how we are, rises like the sun in our hearts. In that moment, we realize that somewhere in this vast world there are people who remember us and consider our presence important.</w:t>
+        <w:t>One of the most precious blessings in a person's life is to receive attention and care. Sometimes even a brief call from a relative, a friend, or an acquaintance, simply to ask how we are, rises like the sun in our hearts. In that moment, we realize that somewhere in this vast world there are people who remember us and value our presence in their lives.</w:t>
       </w:r>
     </w:p>
     <w:p>
       <w:r>
-        <w:t>Everyone needs to be loved, remembered, and valued. A sincere greeting, a heartfelt inquiry, or an unexpected call can sometimes be worth more than the most precious gift. For these small gestures help us feel our place in society and our worth in the hearts of those around us.</w:t>
+        <w:t>Everyone needs to be loved, remembered, and valued. A sincere greeting, a heartfelt inquiry, or an unexpected call can sometimes be worth more than the most precious gift. For these small gestures give us a sense of belonging and remind us of our place in the hearts of those around us.</w:t>
       </w:r>
     </w:p>
     <w:p>
       <w:r>
-        <w:t>A few minutes of attention may brighten someone's day, awaken hope in their heart, and deepen their attachment to life a little more.</w:t>
+        <w:t xml:space="preserve">A few minutes of attention may brighten someone's day, awaken hope in their heart, and strengthen their love of life.</w:t>
       </w:r>
     </w:p>
     <w:p>
@@ -54,7 +54,7 @@
         <w:rPr>
           <w:i/>
         </w:rPr>
-        <w:t>Etibar Sirajsoy</w:t>
+        <w:t>Etibar Siracsoy</w:t>
       </w:r>
     </w:p>
     <w:sectPr>
